--- a/weekly progress/keerthi daily progress/Weekly_progress.docx
+++ b/weekly progress/keerthi daily progress/Weekly_progress.docx
@@ -210,7 +210,6 @@
         <w:t>["city"].</w:t>
       </w:r>
       <w:proofErr w:type="spellStart"/>
-      <w:proofErr w:type="gramStart"/>
       <w:r>
         <w:rPr>
           <w:sz w:val="32"/>
@@ -219,7 +218,6 @@
         <w:t>str.strip</w:t>
       </w:r>
       <w:proofErr w:type="spellEnd"/>
-      <w:proofErr w:type="gramEnd"/>
       <w:r>
         <w:rPr>
           <w:sz w:val="32"/>
@@ -228,7 +226,6 @@
         <w:t>().</w:t>
       </w:r>
       <w:proofErr w:type="spellStart"/>
-      <w:proofErr w:type="gramStart"/>
       <w:r>
         <w:rPr>
           <w:sz w:val="32"/>
@@ -237,7 +234,6 @@
         <w:t>str.title</w:t>
       </w:r>
       <w:proofErr w:type="spellEnd"/>
-      <w:proofErr w:type="gramEnd"/>
       <w:r>
         <w:rPr>
           <w:sz w:val="32"/>
@@ -285,7 +281,6 @@
         <w:t>["category"].</w:t>
       </w:r>
       <w:proofErr w:type="spellStart"/>
-      <w:proofErr w:type="gramStart"/>
       <w:r>
         <w:rPr>
           <w:sz w:val="32"/>
@@ -294,7 +289,6 @@
         <w:t>str.strip</w:t>
       </w:r>
       <w:proofErr w:type="spellEnd"/>
-      <w:proofErr w:type="gramEnd"/>
       <w:r>
         <w:rPr>
           <w:sz w:val="32"/>
@@ -303,7 +297,6 @@
         <w:t>().</w:t>
       </w:r>
       <w:proofErr w:type="spellStart"/>
-      <w:proofErr w:type="gramStart"/>
       <w:r>
         <w:rPr>
           <w:sz w:val="32"/>
@@ -312,7 +305,6 @@
         <w:t>str.title</w:t>
       </w:r>
       <w:proofErr w:type="spellEnd"/>
-      <w:proofErr w:type="gramEnd"/>
       <w:r>
         <w:rPr>
           <w:sz w:val="32"/>
@@ -369,6 +361,745 @@
         </w:rPr>
         <w:t>Used statistical methods to identify extreme values and removed unrealistic records.</w:t>
       </w:r>
+    </w:p>
+    <w:p>
+      <w:pPr>
+        <w:rPr>
+          <w:sz w:val="32"/>
+          <w:szCs w:val="32"/>
+        </w:rPr>
+      </w:pPr>
+      <w:r>
+        <w:rPr>
+          <w:sz w:val="32"/>
+          <w:szCs w:val="32"/>
+        </w:rPr>
+        <w:t xml:space="preserve">Q1 = </w:t>
+      </w:r>
+      <w:proofErr w:type="spellStart"/>
+      <w:r>
+        <w:rPr>
+          <w:sz w:val="32"/>
+          <w:szCs w:val="32"/>
+        </w:rPr>
+        <w:t>df</w:t>
+      </w:r>
+      <w:proofErr w:type="spellEnd"/>
+      <w:r>
+        <w:rPr>
+          <w:sz w:val="32"/>
+          <w:szCs w:val="32"/>
+        </w:rPr>
+        <w:t>["price"].quantile(0.25)</w:t>
+      </w:r>
+      <w:r>
+        <w:rPr>
+          <w:sz w:val="32"/>
+          <w:szCs w:val="32"/>
+        </w:rPr>
+        <w:br/>
+        <w:t xml:space="preserve">Q3 = </w:t>
+      </w:r>
+      <w:proofErr w:type="spellStart"/>
+      <w:r>
+        <w:rPr>
+          <w:sz w:val="32"/>
+          <w:szCs w:val="32"/>
+        </w:rPr>
+        <w:t>df</w:t>
+      </w:r>
+      <w:proofErr w:type="spellEnd"/>
+      <w:r>
+        <w:rPr>
+          <w:sz w:val="32"/>
+          <w:szCs w:val="32"/>
+        </w:rPr>
+        <w:t>["price"].quantile(0.75)</w:t>
+      </w:r>
+      <w:r>
+        <w:rPr>
+          <w:sz w:val="32"/>
+          <w:szCs w:val="32"/>
+        </w:rPr>
+        <w:br/>
+      </w:r>
+      <w:r>
+        <w:rPr>
+          <w:sz w:val="32"/>
+          <w:szCs w:val="32"/>
+        </w:rPr>
+        <w:br/>
+        <w:t>IQR = Q3 - Q1</w:t>
+      </w:r>
+      <w:r>
+        <w:rPr>
+          <w:sz w:val="32"/>
+          <w:szCs w:val="32"/>
+        </w:rPr>
+        <w:br/>
+      </w:r>
+      <w:r>
+        <w:rPr>
+          <w:sz w:val="32"/>
+          <w:szCs w:val="32"/>
+        </w:rPr>
+        <w:br/>
+        <w:t>lower = Q1 - 1.5 * IQR</w:t>
+      </w:r>
+      <w:r>
+        <w:rPr>
+          <w:sz w:val="32"/>
+          <w:szCs w:val="32"/>
+        </w:rPr>
+        <w:br/>
+        <w:t>upper = Q3 + 1.5 * IQR</w:t>
+      </w:r>
+      <w:r>
+        <w:rPr>
+          <w:sz w:val="32"/>
+          <w:szCs w:val="32"/>
+        </w:rPr>
+        <w:br/>
+      </w:r>
+      <w:r>
+        <w:rPr>
+          <w:sz w:val="32"/>
+          <w:szCs w:val="32"/>
+        </w:rPr>
+        <w:br/>
+      </w:r>
+      <w:proofErr w:type="spellStart"/>
+      <w:r>
+        <w:rPr>
+          <w:sz w:val="32"/>
+          <w:szCs w:val="32"/>
+        </w:rPr>
+        <w:t>df</w:t>
+      </w:r>
+      <w:proofErr w:type="spellEnd"/>
+      <w:r>
+        <w:rPr>
+          <w:sz w:val="32"/>
+          <w:szCs w:val="32"/>
+        </w:rPr>
+        <w:t xml:space="preserve"> = </w:t>
+      </w:r>
+      <w:proofErr w:type="spellStart"/>
+      <w:r>
+        <w:rPr>
+          <w:sz w:val="32"/>
+          <w:szCs w:val="32"/>
+        </w:rPr>
+        <w:t>df</w:t>
+      </w:r>
+      <w:proofErr w:type="spellEnd"/>
+      <w:r>
+        <w:rPr>
+          <w:sz w:val="32"/>
+          <w:szCs w:val="32"/>
+        </w:rPr>
+        <w:t>[(</w:t>
+      </w:r>
+      <w:proofErr w:type="spellStart"/>
+      <w:r>
+        <w:rPr>
+          <w:sz w:val="32"/>
+          <w:szCs w:val="32"/>
+        </w:rPr>
+        <w:t>df</w:t>
+      </w:r>
+      <w:proofErr w:type="spellEnd"/>
+      <w:r>
+        <w:rPr>
+          <w:sz w:val="32"/>
+          <w:szCs w:val="32"/>
+        </w:rPr>
+        <w:t>["price"] &gt;= lower) &amp; (</w:t>
+      </w:r>
+      <w:proofErr w:type="spellStart"/>
+      <w:r>
+        <w:rPr>
+          <w:sz w:val="32"/>
+          <w:szCs w:val="32"/>
+        </w:rPr>
+        <w:t>df</w:t>
+      </w:r>
+      <w:proofErr w:type="spellEnd"/>
+      <w:r>
+        <w:rPr>
+          <w:sz w:val="32"/>
+          <w:szCs w:val="32"/>
+        </w:rPr>
+        <w:t>["price"] &lt;= upper)]</w:t>
+      </w:r>
+    </w:p>
+    <w:p>
+      <w:pPr>
+        <w:rPr>
+          <w:b/>
+          <w:bCs/>
+          <w:sz w:val="32"/>
+          <w:szCs w:val="32"/>
+        </w:rPr>
+      </w:pPr>
+      <w:r>
+        <w:rPr>
+          <w:b/>
+          <w:bCs/>
+          <w:sz w:val="32"/>
+          <w:szCs w:val="32"/>
+        </w:rPr>
+        <w:t>3. Improved Data Quality Based on Team Feedback</w:t>
+      </w:r>
+    </w:p>
+    <w:p>
+      <w:pPr>
+        <w:rPr>
+          <w:sz w:val="32"/>
+          <w:szCs w:val="32"/>
+        </w:rPr>
+      </w:pPr>
+      <w:r>
+        <w:rPr>
+          <w:sz w:val="32"/>
+          <w:szCs w:val="32"/>
+        </w:rPr>
+        <w:lastRenderedPageBreak/>
+        <w:t>Performed additional quality checks after dashboard testing.</w:t>
+      </w:r>
+    </w:p>
+    <w:p>
+      <w:pPr>
+        <w:rPr>
+          <w:sz w:val="32"/>
+          <w:szCs w:val="32"/>
+        </w:rPr>
+      </w:pPr>
+      <w:r>
+        <w:rPr>
+          <w:sz w:val="32"/>
+          <w:szCs w:val="32"/>
+        </w:rPr>
+        <w:t>Tasks completed:</w:t>
+      </w:r>
+    </w:p>
+    <w:p>
+      <w:pPr>
+        <w:numPr>
+          <w:ilvl w:val="0"/>
+          <w:numId w:val="2"/>
+        </w:numPr>
+        <w:rPr>
+          <w:sz w:val="32"/>
+          <w:szCs w:val="32"/>
+        </w:rPr>
+      </w:pPr>
+      <w:r>
+        <w:rPr>
+          <w:sz w:val="32"/>
+          <w:szCs w:val="32"/>
+        </w:rPr>
+        <w:t xml:space="preserve">Removed duplicate records again </w:t>
+      </w:r>
+    </w:p>
+    <w:p>
+      <w:pPr>
+        <w:numPr>
+          <w:ilvl w:val="0"/>
+          <w:numId w:val="2"/>
+        </w:numPr>
+        <w:rPr>
+          <w:sz w:val="32"/>
+          <w:szCs w:val="32"/>
+        </w:rPr>
+      </w:pPr>
+      <w:r>
+        <w:rPr>
+          <w:sz w:val="32"/>
+          <w:szCs w:val="32"/>
+        </w:rPr>
+        <w:t xml:space="preserve">Revalidated null values </w:t>
+      </w:r>
+    </w:p>
+    <w:p>
+      <w:pPr>
+        <w:numPr>
+          <w:ilvl w:val="0"/>
+          <w:numId w:val="2"/>
+        </w:numPr>
+        <w:rPr>
+          <w:sz w:val="32"/>
+          <w:szCs w:val="32"/>
+        </w:rPr>
+      </w:pPr>
+      <w:r>
+        <w:rPr>
+          <w:sz w:val="32"/>
+          <w:szCs w:val="32"/>
+        </w:rPr>
+        <w:t xml:space="preserve">Checked data types </w:t>
+      </w:r>
+    </w:p>
+    <w:p>
+      <w:pPr>
+        <w:numPr>
+          <w:ilvl w:val="0"/>
+          <w:numId w:val="2"/>
+        </w:numPr>
+        <w:rPr>
+          <w:sz w:val="32"/>
+          <w:szCs w:val="32"/>
+        </w:rPr>
+      </w:pPr>
+      <w:r>
+        <w:rPr>
+          <w:sz w:val="32"/>
+          <w:szCs w:val="32"/>
+        </w:rPr>
+        <w:t xml:space="preserve">Corrected inconsistent text entries </w:t>
+      </w:r>
+    </w:p>
+    <w:p>
+      <w:pPr>
+        <w:rPr>
+          <w:sz w:val="32"/>
+          <w:szCs w:val="32"/>
+        </w:rPr>
+      </w:pPr>
+      <w:proofErr w:type="spellStart"/>
+      <w:r>
+        <w:rPr>
+          <w:sz w:val="32"/>
+          <w:szCs w:val="32"/>
+        </w:rPr>
+        <w:t>df.drop_duplicates</w:t>
+      </w:r>
+      <w:proofErr w:type="spellEnd"/>
+      <w:r>
+        <w:rPr>
+          <w:sz w:val="32"/>
+          <w:szCs w:val="32"/>
+        </w:rPr>
+        <w:t>(</w:t>
+      </w:r>
+      <w:proofErr w:type="spellStart"/>
+      <w:r>
+        <w:rPr>
+          <w:sz w:val="32"/>
+          <w:szCs w:val="32"/>
+        </w:rPr>
+        <w:t>inplace</w:t>
+      </w:r>
+      <w:proofErr w:type="spellEnd"/>
+      <w:r>
+        <w:rPr>
+          <w:sz w:val="32"/>
+          <w:szCs w:val="32"/>
+        </w:rPr>
+        <w:t>=True)</w:t>
+      </w:r>
+      <w:r>
+        <w:rPr>
+          <w:sz w:val="32"/>
+          <w:szCs w:val="32"/>
+        </w:rPr>
+        <w:br/>
+      </w:r>
+      <w:proofErr w:type="spellStart"/>
+      <w:r>
+        <w:rPr>
+          <w:sz w:val="32"/>
+          <w:szCs w:val="32"/>
+        </w:rPr>
+        <w:t>df.isnull</w:t>
+      </w:r>
+      <w:proofErr w:type="spellEnd"/>
+      <w:r>
+        <w:rPr>
+          <w:sz w:val="32"/>
+          <w:szCs w:val="32"/>
+        </w:rPr>
+        <w:t>().sum()</w:t>
+      </w:r>
+      <w:r>
+        <w:rPr>
+          <w:sz w:val="32"/>
+          <w:szCs w:val="32"/>
+        </w:rPr>
+        <w:br/>
+        <w:t>df.info()</w:t>
+      </w:r>
+    </w:p>
+    <w:p>
+      <w:pPr>
+        <w:rPr>
+          <w:b/>
+          <w:bCs/>
+          <w:sz w:val="32"/>
+          <w:szCs w:val="32"/>
+        </w:rPr>
+      </w:pPr>
+      <w:r>
+        <w:rPr>
+          <w:b/>
+          <w:bCs/>
+          <w:sz w:val="32"/>
+          <w:szCs w:val="32"/>
+        </w:rPr>
+        <w:t>4. Shared Updated Dataset with Team</w:t>
+      </w:r>
+    </w:p>
+    <w:p>
+      <w:pPr>
+        <w:rPr>
+          <w:sz w:val="32"/>
+          <w:szCs w:val="32"/>
+        </w:rPr>
+      </w:pPr>
+      <w:r>
+        <w:rPr>
+          <w:sz w:val="32"/>
+          <w:szCs w:val="32"/>
+        </w:rPr>
+        <w:t>Exported the improved dataset for dashboard and visualization teams.</w:t>
+      </w:r>
+    </w:p>
+    <w:p>
+      <w:pPr>
+        <w:rPr>
+          <w:sz w:val="32"/>
+          <w:szCs w:val="32"/>
+        </w:rPr>
+      </w:pPr>
+      <w:proofErr w:type="spellStart"/>
+      <w:r>
+        <w:rPr>
+          <w:sz w:val="32"/>
+          <w:szCs w:val="32"/>
+        </w:rPr>
+        <w:t>df.to_csv</w:t>
+      </w:r>
+      <w:proofErr w:type="spellEnd"/>
+      <w:r>
+        <w:rPr>
+          <w:sz w:val="32"/>
+          <w:szCs w:val="32"/>
+        </w:rPr>
+        <w:t>("validated_dataset.csv", index=False)</w:t>
+      </w:r>
+    </w:p>
+    <w:p>
+      <w:pPr>
+        <w:rPr>
+          <w:b/>
+          <w:bCs/>
+          <w:sz w:val="32"/>
+          <w:szCs w:val="32"/>
+        </w:rPr>
+      </w:pPr>
+      <w:r>
+        <w:rPr>
+          <w:b/>
+          <w:bCs/>
+          <w:sz w:val="32"/>
+          <w:szCs w:val="32"/>
+        </w:rPr>
+        <w:t>Summary of Week 3 Work</w:t>
+      </w:r>
+    </w:p>
+    <w:p>
+      <w:pPr>
+        <w:numPr>
+          <w:ilvl w:val="0"/>
+          <w:numId w:val="3"/>
+        </w:numPr>
+        <w:rPr>
+          <w:sz w:val="32"/>
+          <w:szCs w:val="32"/>
+        </w:rPr>
+      </w:pPr>
+      <w:r>
+        <w:rPr>
+          <w:sz w:val="32"/>
+          <w:szCs w:val="32"/>
+        </w:rPr>
+        <w:t xml:space="preserve">Assisted EDA team with data corrections </w:t>
+      </w:r>
+    </w:p>
+    <w:p>
+      <w:pPr>
+        <w:numPr>
+          <w:ilvl w:val="0"/>
+          <w:numId w:val="3"/>
+        </w:numPr>
+        <w:rPr>
+          <w:sz w:val="32"/>
+          <w:szCs w:val="32"/>
+        </w:rPr>
+      </w:pPr>
+      <w:r>
+        <w:rPr>
+          <w:sz w:val="32"/>
+          <w:szCs w:val="32"/>
+        </w:rPr>
+        <w:t xml:space="preserve">Standardized city and category values </w:t>
+      </w:r>
+    </w:p>
+    <w:p>
+      <w:pPr>
+        <w:numPr>
+          <w:ilvl w:val="0"/>
+          <w:numId w:val="3"/>
+        </w:numPr>
+        <w:rPr>
+          <w:sz w:val="32"/>
+          <w:szCs w:val="32"/>
+        </w:rPr>
+      </w:pPr>
+      <w:r>
+        <w:rPr>
+          <w:sz w:val="32"/>
+          <w:szCs w:val="32"/>
+        </w:rPr>
+        <w:t xml:space="preserve">Removed outliers from price data </w:t>
+      </w:r>
+    </w:p>
+    <w:p>
+      <w:pPr>
+        <w:numPr>
+          <w:ilvl w:val="0"/>
+          <w:numId w:val="3"/>
+        </w:numPr>
+        <w:rPr>
+          <w:sz w:val="32"/>
+          <w:szCs w:val="32"/>
+        </w:rPr>
+      </w:pPr>
+      <w:r>
+        <w:rPr>
+          <w:sz w:val="32"/>
+          <w:szCs w:val="32"/>
+        </w:rPr>
+        <w:t xml:space="preserve">Improved data quality after feedback </w:t>
+      </w:r>
+    </w:p>
+    <w:p>
+      <w:pPr>
+        <w:numPr>
+          <w:ilvl w:val="0"/>
+          <w:numId w:val="3"/>
+        </w:numPr>
+        <w:rPr>
+          <w:sz w:val="32"/>
+          <w:szCs w:val="32"/>
+        </w:rPr>
+      </w:pPr>
+      <w:r>
+        <w:rPr>
+          <w:sz w:val="32"/>
+          <w:szCs w:val="32"/>
+        </w:rPr>
+        <w:t xml:space="preserve">Shared validated dataset with teammates </w:t>
+      </w:r>
+    </w:p>
+    <w:p>
+      <w:pPr>
+        <w:rPr>
+          <w:b/>
+          <w:bCs/>
+          <w:sz w:val="32"/>
+          <w:szCs w:val="32"/>
+        </w:rPr>
+      </w:pPr>
+      <w:r>
+        <w:rPr>
+          <w:b/>
+          <w:bCs/>
+          <w:sz w:val="32"/>
+          <w:szCs w:val="32"/>
+        </w:rPr>
+        <w:t>Week 4 Report – Documentation &amp; Final Checks</w:t>
+      </w:r>
+    </w:p>
+    <w:p>
+      <w:pPr>
+        <w:rPr>
+          <w:b/>
+          <w:bCs/>
+          <w:sz w:val="32"/>
+          <w:szCs w:val="32"/>
+        </w:rPr>
+      </w:pPr>
+      <w:r>
+        <w:rPr>
+          <w:b/>
+          <w:bCs/>
+          <w:sz w:val="32"/>
+          <w:szCs w:val="32"/>
+        </w:rPr>
+        <w:t>Tasks Completed</w:t>
+      </w:r>
+    </w:p>
+    <w:p>
+      <w:pPr>
+        <w:rPr>
+          <w:b/>
+          <w:bCs/>
+          <w:sz w:val="32"/>
+          <w:szCs w:val="32"/>
+        </w:rPr>
+      </w:pPr>
+      <w:r>
+        <w:rPr>
+          <w:b/>
+          <w:bCs/>
+          <w:sz w:val="32"/>
+          <w:szCs w:val="32"/>
+        </w:rPr>
+        <w:t>1. Documented Full Data Cleaning Pipeline</w:t>
+      </w:r>
+    </w:p>
+    <w:p>
+      <w:pPr>
+        <w:rPr>
+          <w:sz w:val="32"/>
+          <w:szCs w:val="32"/>
+        </w:rPr>
+      </w:pPr>
+      <w:r>
+        <w:rPr>
+          <w:sz w:val="32"/>
+          <w:szCs w:val="32"/>
+        </w:rPr>
+        <w:t>Prepared complete documentation of all cleaning and preprocessing steps performed from Week 1 to Week 4.</w:t>
+      </w:r>
+    </w:p>
+    <w:p>
+      <w:pPr>
+        <w:rPr>
+          <w:sz w:val="32"/>
+          <w:szCs w:val="32"/>
+        </w:rPr>
+      </w:pPr>
+      <w:r>
+        <w:rPr>
+          <w:sz w:val="32"/>
+          <w:szCs w:val="32"/>
+        </w:rPr>
+        <w:t>Included:</w:t>
+      </w:r>
+    </w:p>
+    <w:p>
+      <w:pPr>
+        <w:numPr>
+          <w:ilvl w:val="0"/>
+          <w:numId w:val="4"/>
+        </w:numPr>
+        <w:rPr>
+          <w:sz w:val="32"/>
+          <w:szCs w:val="32"/>
+        </w:rPr>
+      </w:pPr>
+      <w:r>
+        <w:rPr>
+          <w:sz w:val="32"/>
+          <w:szCs w:val="32"/>
+        </w:rPr>
+        <w:lastRenderedPageBreak/>
+        <w:t xml:space="preserve">Missing value handling </w:t>
+      </w:r>
+    </w:p>
+    <w:p>
+      <w:pPr>
+        <w:numPr>
+          <w:ilvl w:val="0"/>
+          <w:numId w:val="4"/>
+        </w:numPr>
+        <w:rPr>
+          <w:sz w:val="32"/>
+          <w:szCs w:val="32"/>
+        </w:rPr>
+      </w:pPr>
+      <w:r>
+        <w:rPr>
+          <w:sz w:val="32"/>
+          <w:szCs w:val="32"/>
+        </w:rPr>
+        <w:t xml:space="preserve">Duplicate removal </w:t>
+      </w:r>
+    </w:p>
+    <w:p>
+      <w:pPr>
+        <w:numPr>
+          <w:ilvl w:val="0"/>
+          <w:numId w:val="4"/>
+        </w:numPr>
+        <w:rPr>
+          <w:sz w:val="32"/>
+          <w:szCs w:val="32"/>
+        </w:rPr>
+      </w:pPr>
+      <w:r>
+        <w:rPr>
+          <w:sz w:val="32"/>
+          <w:szCs w:val="32"/>
+        </w:rPr>
+        <w:t xml:space="preserve">Standardization steps </w:t>
+      </w:r>
+    </w:p>
+    <w:p>
+      <w:pPr>
+        <w:numPr>
+          <w:ilvl w:val="0"/>
+          <w:numId w:val="4"/>
+        </w:numPr>
+        <w:rPr>
+          <w:sz w:val="32"/>
+          <w:szCs w:val="32"/>
+        </w:rPr>
+      </w:pPr>
+      <w:r>
+        <w:rPr>
+          <w:sz w:val="32"/>
+          <w:szCs w:val="32"/>
+        </w:rPr>
+        <w:t xml:space="preserve">Feature creation </w:t>
+      </w:r>
+    </w:p>
+    <w:p>
+      <w:pPr>
+        <w:numPr>
+          <w:ilvl w:val="0"/>
+          <w:numId w:val="4"/>
+        </w:numPr>
+        <w:rPr>
+          <w:sz w:val="32"/>
+          <w:szCs w:val="32"/>
+        </w:rPr>
+      </w:pPr>
+      <w:r>
+        <w:rPr>
+          <w:sz w:val="32"/>
+          <w:szCs w:val="32"/>
+        </w:rPr>
+        <w:t xml:space="preserve">Validation checks </w:t>
+      </w:r>
+    </w:p>
+    <w:p>
+      <w:pPr>
+        <w:rPr>
+          <w:sz w:val="32"/>
+          <w:szCs w:val="32"/>
+        </w:rPr>
+      </w:pPr>
+    </w:p>
+    <w:p>
+      <w:pPr>
+        <w:rPr>
+          <w:sz w:val="32"/>
+          <w:szCs w:val="32"/>
+        </w:rPr>
+      </w:pPr>
     </w:p>
     <w:p/>
     <w:sectPr>
@@ -384,6 +1115,304 @@
 <file path=word/numbering.xml><?xml version="1.0" encoding="utf-8"?>
 <w:numbering xmlns:wpc="http://schemas.microsoft.com/office/word/2010/wordprocessingCanvas" xmlns:cx="http://schemas.microsoft.com/office/drawing/2014/chartex" xmlns:cx1="http://schemas.microsoft.com/office/drawing/2015/9/8/chartex" xmlns:cx2="http://schemas.microsoft.com/office/drawing/2015/10/21/chartex" xmlns:cx3="http://schemas.microsoft.com/office/drawing/2016/5/9/chartex" xmlns:cx4="http://schemas.microsoft.com/office/drawing/2016/5/10/chartex" xmlns:cx5="http://schemas.microsoft.com/office/drawing/2016/5/11/chartex" xmlns:cx6="http://schemas.microsoft.com/office/drawing/2016/5/12/chartex" xmlns:cx7="http://schemas.microsoft.com/office/drawing/2016/5/13/chartex" xmlns:cx8="http://schemas.microsoft.com/office/drawing/2016/5/14/chartex" xmlns:mc="http://schemas.openxmlformats.org/markup-compatibility/2006" xmlns:aink="http://schemas.microsoft.com/office/drawing/2016/ink" xmlns:am3d="http://schemas.microsoft.com/office/drawing/2017/model3d" xmlns:o="urn:schemas-microsoft-com:office:office" xmlns:oel="http://schemas.microsoft.com/office/2019/extlst" xmlns:r="http://schemas.openxmlformats.org/officeDocument/2006/relationships" xmlns:m="http://schemas.openxmlformats.org/officeDocument/2006/math" xmlns:v="urn:schemas-microsoft-com:vml" xmlns:wp14="http://schemas.microsoft.com/office/word/2010/wordprocessingDrawing" xmlns:wp="http://schemas.openxmlformats.org/drawingml/2006/wordprocessingDrawing" xmlns:w10="urn:schemas-microsoft-com:office:word" xmlns:w="http://schemas.openxmlformats.org/wordprocessingml/2006/main" xmlns:w14="http://schemas.microsoft.com/office/word/2010/wordml" xmlns:w15="http://schemas.microsoft.com/office/word/2012/wordml" xmlns:w16cex="http://schemas.microsoft.com/office/word/2018/wordml/cex" xmlns:w16cid="http://schemas.microsoft.com/office/word/2016/wordml/cid" xmlns:w16="http://schemas.microsoft.com/office/word/2018/wordml" xmlns:w16du="http://schemas.microsoft.com/office/word/2023/wordml/word16du" xmlns:w16sdtdh="http://schemas.microsoft.com/office/word/2020/wordml/sdtdatahash" xmlns:w16sdtfl="http://schemas.microsoft.com/office/word/2024/wordml/sdtformatlock" xmlns:w16se="http://schemas.microsoft.com/office/word/2015/wordml/symex" xmlns:wpg="http://schemas.microsoft.com/office/word/2010/wordprocessingGroup" xmlns:wpi="http://schemas.microsoft.com/office/word/2010/wordprocessingInk" xmlns:wne="http://schemas.microsoft.com/office/word/2006/wordml" xmlns:wps="http://schemas.microsoft.com/office/word/2010/wordprocessingShape" mc:Ignorable="w14 w15 w16se w16cid w16 w16cex w16sdtdh w16sdtfl w16du wp14">
   <w:abstractNum w:abstractNumId="0" w15:restartNumberingAfterBreak="0">
+    <w:nsid w:val="0C141F0E"/>
+    <w:multiLevelType w:val="multilevel"/>
+    <w:tmpl w:val="2CB0E2DC"/>
+    <w:lvl w:ilvl="0">
+      <w:start w:val="1"/>
+      <w:numFmt w:val="bullet"/>
+      <w:lvlText w:val=""/>
+      <w:lvlJc w:val="left"/>
+      <w:pPr>
+        <w:tabs>
+          <w:tab w:val="num" w:pos="720"/>
+        </w:tabs>
+        <w:ind w:left="720" w:hanging="360"/>
+      </w:pPr>
+      <w:rPr>
+        <w:rFonts w:ascii="Symbol" w:hAnsi="Symbol" w:hint="default"/>
+        <w:sz w:val="20"/>
+      </w:rPr>
+    </w:lvl>
+    <w:lvl w:ilvl="1" w:tentative="1">
+      <w:start w:val="1"/>
+      <w:numFmt w:val="bullet"/>
+      <w:lvlText w:val="o"/>
+      <w:lvlJc w:val="left"/>
+      <w:pPr>
+        <w:tabs>
+          <w:tab w:val="num" w:pos="1440"/>
+        </w:tabs>
+        <w:ind w:left="1440" w:hanging="360"/>
+      </w:pPr>
+      <w:rPr>
+        <w:rFonts w:ascii="Courier New" w:hAnsi="Courier New" w:hint="default"/>
+        <w:sz w:val="20"/>
+      </w:rPr>
+    </w:lvl>
+    <w:lvl w:ilvl="2" w:tentative="1">
+      <w:start w:val="1"/>
+      <w:numFmt w:val="bullet"/>
+      <w:lvlText w:val=""/>
+      <w:lvlJc w:val="left"/>
+      <w:pPr>
+        <w:tabs>
+          <w:tab w:val="num" w:pos="2160"/>
+        </w:tabs>
+        <w:ind w:left="2160" w:hanging="360"/>
+      </w:pPr>
+      <w:rPr>
+        <w:rFonts w:ascii="Wingdings" w:hAnsi="Wingdings" w:hint="default"/>
+        <w:sz w:val="20"/>
+      </w:rPr>
+    </w:lvl>
+    <w:lvl w:ilvl="3" w:tentative="1">
+      <w:start w:val="1"/>
+      <w:numFmt w:val="bullet"/>
+      <w:lvlText w:val=""/>
+      <w:lvlJc w:val="left"/>
+      <w:pPr>
+        <w:tabs>
+          <w:tab w:val="num" w:pos="2880"/>
+        </w:tabs>
+        <w:ind w:left="2880" w:hanging="360"/>
+      </w:pPr>
+      <w:rPr>
+        <w:rFonts w:ascii="Wingdings" w:hAnsi="Wingdings" w:hint="default"/>
+        <w:sz w:val="20"/>
+      </w:rPr>
+    </w:lvl>
+    <w:lvl w:ilvl="4" w:tentative="1">
+      <w:start w:val="1"/>
+      <w:numFmt w:val="bullet"/>
+      <w:lvlText w:val=""/>
+      <w:lvlJc w:val="left"/>
+      <w:pPr>
+        <w:tabs>
+          <w:tab w:val="num" w:pos="3600"/>
+        </w:tabs>
+        <w:ind w:left="3600" w:hanging="360"/>
+      </w:pPr>
+      <w:rPr>
+        <w:rFonts w:ascii="Wingdings" w:hAnsi="Wingdings" w:hint="default"/>
+        <w:sz w:val="20"/>
+      </w:rPr>
+    </w:lvl>
+    <w:lvl w:ilvl="5" w:tentative="1">
+      <w:start w:val="1"/>
+      <w:numFmt w:val="bullet"/>
+      <w:lvlText w:val=""/>
+      <w:lvlJc w:val="left"/>
+      <w:pPr>
+        <w:tabs>
+          <w:tab w:val="num" w:pos="4320"/>
+        </w:tabs>
+        <w:ind w:left="4320" w:hanging="360"/>
+      </w:pPr>
+      <w:rPr>
+        <w:rFonts w:ascii="Wingdings" w:hAnsi="Wingdings" w:hint="default"/>
+        <w:sz w:val="20"/>
+      </w:rPr>
+    </w:lvl>
+    <w:lvl w:ilvl="6" w:tentative="1">
+      <w:start w:val="1"/>
+      <w:numFmt w:val="bullet"/>
+      <w:lvlText w:val=""/>
+      <w:lvlJc w:val="left"/>
+      <w:pPr>
+        <w:tabs>
+          <w:tab w:val="num" w:pos="5040"/>
+        </w:tabs>
+        <w:ind w:left="5040" w:hanging="360"/>
+      </w:pPr>
+      <w:rPr>
+        <w:rFonts w:ascii="Wingdings" w:hAnsi="Wingdings" w:hint="default"/>
+        <w:sz w:val="20"/>
+      </w:rPr>
+    </w:lvl>
+    <w:lvl w:ilvl="7" w:tentative="1">
+      <w:start w:val="1"/>
+      <w:numFmt w:val="bullet"/>
+      <w:lvlText w:val=""/>
+      <w:lvlJc w:val="left"/>
+      <w:pPr>
+        <w:tabs>
+          <w:tab w:val="num" w:pos="5760"/>
+        </w:tabs>
+        <w:ind w:left="5760" w:hanging="360"/>
+      </w:pPr>
+      <w:rPr>
+        <w:rFonts w:ascii="Wingdings" w:hAnsi="Wingdings" w:hint="default"/>
+        <w:sz w:val="20"/>
+      </w:rPr>
+    </w:lvl>
+    <w:lvl w:ilvl="8" w:tentative="1">
+      <w:start w:val="1"/>
+      <w:numFmt w:val="bullet"/>
+      <w:lvlText w:val=""/>
+      <w:lvlJc w:val="left"/>
+      <w:pPr>
+        <w:tabs>
+          <w:tab w:val="num" w:pos="6480"/>
+        </w:tabs>
+        <w:ind w:left="6480" w:hanging="360"/>
+      </w:pPr>
+      <w:rPr>
+        <w:rFonts w:ascii="Wingdings" w:hAnsi="Wingdings" w:hint="default"/>
+        <w:sz w:val="20"/>
+      </w:rPr>
+    </w:lvl>
+  </w:abstractNum>
+  <w:abstractNum w:abstractNumId="1" w15:restartNumberingAfterBreak="0">
+    <w:nsid w:val="362D0A6A"/>
+    <w:multiLevelType w:val="multilevel"/>
+    <w:tmpl w:val="806A0B96"/>
+    <w:lvl w:ilvl="0">
+      <w:start w:val="1"/>
+      <w:numFmt w:val="bullet"/>
+      <w:lvlText w:val=""/>
+      <w:lvlJc w:val="left"/>
+      <w:pPr>
+        <w:tabs>
+          <w:tab w:val="num" w:pos="720"/>
+        </w:tabs>
+        <w:ind w:left="720" w:hanging="360"/>
+      </w:pPr>
+      <w:rPr>
+        <w:rFonts w:ascii="Symbol" w:hAnsi="Symbol" w:hint="default"/>
+        <w:sz w:val="20"/>
+      </w:rPr>
+    </w:lvl>
+    <w:lvl w:ilvl="1" w:tentative="1">
+      <w:start w:val="1"/>
+      <w:numFmt w:val="bullet"/>
+      <w:lvlText w:val="o"/>
+      <w:lvlJc w:val="left"/>
+      <w:pPr>
+        <w:tabs>
+          <w:tab w:val="num" w:pos="1440"/>
+        </w:tabs>
+        <w:ind w:left="1440" w:hanging="360"/>
+      </w:pPr>
+      <w:rPr>
+        <w:rFonts w:ascii="Courier New" w:hAnsi="Courier New" w:hint="default"/>
+        <w:sz w:val="20"/>
+      </w:rPr>
+    </w:lvl>
+    <w:lvl w:ilvl="2" w:tentative="1">
+      <w:start w:val="1"/>
+      <w:numFmt w:val="bullet"/>
+      <w:lvlText w:val=""/>
+      <w:lvlJc w:val="left"/>
+      <w:pPr>
+        <w:tabs>
+          <w:tab w:val="num" w:pos="2160"/>
+        </w:tabs>
+        <w:ind w:left="2160" w:hanging="360"/>
+      </w:pPr>
+      <w:rPr>
+        <w:rFonts w:ascii="Wingdings" w:hAnsi="Wingdings" w:hint="default"/>
+        <w:sz w:val="20"/>
+      </w:rPr>
+    </w:lvl>
+    <w:lvl w:ilvl="3" w:tentative="1">
+      <w:start w:val="1"/>
+      <w:numFmt w:val="bullet"/>
+      <w:lvlText w:val=""/>
+      <w:lvlJc w:val="left"/>
+      <w:pPr>
+        <w:tabs>
+          <w:tab w:val="num" w:pos="2880"/>
+        </w:tabs>
+        <w:ind w:left="2880" w:hanging="360"/>
+      </w:pPr>
+      <w:rPr>
+        <w:rFonts w:ascii="Wingdings" w:hAnsi="Wingdings" w:hint="default"/>
+        <w:sz w:val="20"/>
+      </w:rPr>
+    </w:lvl>
+    <w:lvl w:ilvl="4" w:tentative="1">
+      <w:start w:val="1"/>
+      <w:numFmt w:val="bullet"/>
+      <w:lvlText w:val=""/>
+      <w:lvlJc w:val="left"/>
+      <w:pPr>
+        <w:tabs>
+          <w:tab w:val="num" w:pos="3600"/>
+        </w:tabs>
+        <w:ind w:left="3600" w:hanging="360"/>
+      </w:pPr>
+      <w:rPr>
+        <w:rFonts w:ascii="Wingdings" w:hAnsi="Wingdings" w:hint="default"/>
+        <w:sz w:val="20"/>
+      </w:rPr>
+    </w:lvl>
+    <w:lvl w:ilvl="5" w:tentative="1">
+      <w:start w:val="1"/>
+      <w:numFmt w:val="bullet"/>
+      <w:lvlText w:val=""/>
+      <w:lvlJc w:val="left"/>
+      <w:pPr>
+        <w:tabs>
+          <w:tab w:val="num" w:pos="4320"/>
+        </w:tabs>
+        <w:ind w:left="4320" w:hanging="360"/>
+      </w:pPr>
+      <w:rPr>
+        <w:rFonts w:ascii="Wingdings" w:hAnsi="Wingdings" w:hint="default"/>
+        <w:sz w:val="20"/>
+      </w:rPr>
+    </w:lvl>
+    <w:lvl w:ilvl="6" w:tentative="1">
+      <w:start w:val="1"/>
+      <w:numFmt w:val="bullet"/>
+      <w:lvlText w:val=""/>
+      <w:lvlJc w:val="left"/>
+      <w:pPr>
+        <w:tabs>
+          <w:tab w:val="num" w:pos="5040"/>
+        </w:tabs>
+        <w:ind w:left="5040" w:hanging="360"/>
+      </w:pPr>
+      <w:rPr>
+        <w:rFonts w:ascii="Wingdings" w:hAnsi="Wingdings" w:hint="default"/>
+        <w:sz w:val="20"/>
+      </w:rPr>
+    </w:lvl>
+    <w:lvl w:ilvl="7" w:tentative="1">
+      <w:start w:val="1"/>
+      <w:numFmt w:val="bullet"/>
+      <w:lvlText w:val=""/>
+      <w:lvlJc w:val="left"/>
+      <w:pPr>
+        <w:tabs>
+          <w:tab w:val="num" w:pos="5760"/>
+        </w:tabs>
+        <w:ind w:left="5760" w:hanging="360"/>
+      </w:pPr>
+      <w:rPr>
+        <w:rFonts w:ascii="Wingdings" w:hAnsi="Wingdings" w:hint="default"/>
+        <w:sz w:val="20"/>
+      </w:rPr>
+    </w:lvl>
+    <w:lvl w:ilvl="8" w:tentative="1">
+      <w:start w:val="1"/>
+      <w:numFmt w:val="bullet"/>
+      <w:lvlText w:val=""/>
+      <w:lvlJc w:val="left"/>
+      <w:pPr>
+        <w:tabs>
+          <w:tab w:val="num" w:pos="6480"/>
+        </w:tabs>
+        <w:ind w:left="6480" w:hanging="360"/>
+      </w:pPr>
+      <w:rPr>
+        <w:rFonts w:ascii="Wingdings" w:hAnsi="Wingdings" w:hint="default"/>
+        <w:sz w:val="20"/>
+      </w:rPr>
+    </w:lvl>
+  </w:abstractNum>
+  <w:abstractNum w:abstractNumId="2" w15:restartNumberingAfterBreak="0">
     <w:nsid w:val="4A8C284A"/>
     <w:multiLevelType w:val="multilevel"/>
     <w:tmpl w:val="C9C4E55E"/>
@@ -532,8 +1561,166 @@
       </w:rPr>
     </w:lvl>
   </w:abstractNum>
+  <w:abstractNum w:abstractNumId="3" w15:restartNumberingAfterBreak="0">
+    <w:nsid w:val="7EC76FE8"/>
+    <w:multiLevelType w:val="multilevel"/>
+    <w:tmpl w:val="B562172A"/>
+    <w:lvl w:ilvl="0">
+      <w:start w:val="1"/>
+      <w:numFmt w:val="bullet"/>
+      <w:lvlText w:val=""/>
+      <w:lvlJc w:val="left"/>
+      <w:pPr>
+        <w:tabs>
+          <w:tab w:val="num" w:pos="720"/>
+        </w:tabs>
+        <w:ind w:left="720" w:hanging="360"/>
+      </w:pPr>
+      <w:rPr>
+        <w:rFonts w:ascii="Symbol" w:hAnsi="Symbol" w:hint="default"/>
+        <w:sz w:val="20"/>
+      </w:rPr>
+    </w:lvl>
+    <w:lvl w:ilvl="1" w:tentative="1">
+      <w:start w:val="1"/>
+      <w:numFmt w:val="bullet"/>
+      <w:lvlText w:val="o"/>
+      <w:lvlJc w:val="left"/>
+      <w:pPr>
+        <w:tabs>
+          <w:tab w:val="num" w:pos="1440"/>
+        </w:tabs>
+        <w:ind w:left="1440" w:hanging="360"/>
+      </w:pPr>
+      <w:rPr>
+        <w:rFonts w:ascii="Courier New" w:hAnsi="Courier New" w:hint="default"/>
+        <w:sz w:val="20"/>
+      </w:rPr>
+    </w:lvl>
+    <w:lvl w:ilvl="2" w:tentative="1">
+      <w:start w:val="1"/>
+      <w:numFmt w:val="bullet"/>
+      <w:lvlText w:val=""/>
+      <w:lvlJc w:val="left"/>
+      <w:pPr>
+        <w:tabs>
+          <w:tab w:val="num" w:pos="2160"/>
+        </w:tabs>
+        <w:ind w:left="2160" w:hanging="360"/>
+      </w:pPr>
+      <w:rPr>
+        <w:rFonts w:ascii="Wingdings" w:hAnsi="Wingdings" w:hint="default"/>
+        <w:sz w:val="20"/>
+      </w:rPr>
+    </w:lvl>
+    <w:lvl w:ilvl="3" w:tentative="1">
+      <w:start w:val="1"/>
+      <w:numFmt w:val="bullet"/>
+      <w:lvlText w:val=""/>
+      <w:lvlJc w:val="left"/>
+      <w:pPr>
+        <w:tabs>
+          <w:tab w:val="num" w:pos="2880"/>
+        </w:tabs>
+        <w:ind w:left="2880" w:hanging="360"/>
+      </w:pPr>
+      <w:rPr>
+        <w:rFonts w:ascii="Wingdings" w:hAnsi="Wingdings" w:hint="default"/>
+        <w:sz w:val="20"/>
+      </w:rPr>
+    </w:lvl>
+    <w:lvl w:ilvl="4" w:tentative="1">
+      <w:start w:val="1"/>
+      <w:numFmt w:val="bullet"/>
+      <w:lvlText w:val=""/>
+      <w:lvlJc w:val="left"/>
+      <w:pPr>
+        <w:tabs>
+          <w:tab w:val="num" w:pos="3600"/>
+        </w:tabs>
+        <w:ind w:left="3600" w:hanging="360"/>
+      </w:pPr>
+      <w:rPr>
+        <w:rFonts w:ascii="Wingdings" w:hAnsi="Wingdings" w:hint="default"/>
+        <w:sz w:val="20"/>
+      </w:rPr>
+    </w:lvl>
+    <w:lvl w:ilvl="5" w:tentative="1">
+      <w:start w:val="1"/>
+      <w:numFmt w:val="bullet"/>
+      <w:lvlText w:val=""/>
+      <w:lvlJc w:val="left"/>
+      <w:pPr>
+        <w:tabs>
+          <w:tab w:val="num" w:pos="4320"/>
+        </w:tabs>
+        <w:ind w:left="4320" w:hanging="360"/>
+      </w:pPr>
+      <w:rPr>
+        <w:rFonts w:ascii="Wingdings" w:hAnsi="Wingdings" w:hint="default"/>
+        <w:sz w:val="20"/>
+      </w:rPr>
+    </w:lvl>
+    <w:lvl w:ilvl="6" w:tentative="1">
+      <w:start w:val="1"/>
+      <w:numFmt w:val="bullet"/>
+      <w:lvlText w:val=""/>
+      <w:lvlJc w:val="left"/>
+      <w:pPr>
+        <w:tabs>
+          <w:tab w:val="num" w:pos="5040"/>
+        </w:tabs>
+        <w:ind w:left="5040" w:hanging="360"/>
+      </w:pPr>
+      <w:rPr>
+        <w:rFonts w:ascii="Wingdings" w:hAnsi="Wingdings" w:hint="default"/>
+        <w:sz w:val="20"/>
+      </w:rPr>
+    </w:lvl>
+    <w:lvl w:ilvl="7" w:tentative="1">
+      <w:start w:val="1"/>
+      <w:numFmt w:val="bullet"/>
+      <w:lvlText w:val=""/>
+      <w:lvlJc w:val="left"/>
+      <w:pPr>
+        <w:tabs>
+          <w:tab w:val="num" w:pos="5760"/>
+        </w:tabs>
+        <w:ind w:left="5760" w:hanging="360"/>
+      </w:pPr>
+      <w:rPr>
+        <w:rFonts w:ascii="Wingdings" w:hAnsi="Wingdings" w:hint="default"/>
+        <w:sz w:val="20"/>
+      </w:rPr>
+    </w:lvl>
+    <w:lvl w:ilvl="8" w:tentative="1">
+      <w:start w:val="1"/>
+      <w:numFmt w:val="bullet"/>
+      <w:lvlText w:val=""/>
+      <w:lvlJc w:val="left"/>
+      <w:pPr>
+        <w:tabs>
+          <w:tab w:val="num" w:pos="6480"/>
+        </w:tabs>
+        <w:ind w:left="6480" w:hanging="360"/>
+      </w:pPr>
+      <w:rPr>
+        <w:rFonts w:ascii="Wingdings" w:hAnsi="Wingdings" w:hint="default"/>
+        <w:sz w:val="20"/>
+      </w:rPr>
+    </w:lvl>
+  </w:abstractNum>
   <w:num w:numId="1" w16cid:durableId="1681809953">
+    <w:abstractNumId w:val="2"/>
+  </w:num>
+  <w:num w:numId="2" w16cid:durableId="1654791810">
+    <w:abstractNumId w:val="1"/>
+  </w:num>
+  <w:num w:numId="3" w16cid:durableId="1693724770">
     <w:abstractNumId w:val="0"/>
+  </w:num>
+  <w:num w:numId="4" w16cid:durableId="1912616077">
+    <w:abstractNumId w:val="3"/>
   </w:num>
 </w:numbering>
 </file>
@@ -1142,7 +2329,6 @@
   <w:style w:type="character" w:default="1" w:styleId="DefaultParagraphFont">
     <w:name w:val="Default Paragraph Font"/>
     <w:uiPriority w:val="1"/>
-    <w:semiHidden/>
     <w:unhideWhenUsed/>
   </w:style>
   <w:style w:type="table" w:default="1" w:styleId="TableNormal">
